--- a/anexe/Anexa_34.docx
+++ b/anexe/Anexa_34.docx
@@ -254,175 +254,7 @@
           <w:b w:val="0"/>
           <w:i w:val="0"/>
         </w:rPr>
-        <w:t xml:space="preserve">/CUI ......., reprezentat/ă prin ....... domiciliat în </w:t>
-      </w:r>
-      <w:r>
-        <w:rPr>
-          <w:b w:val="0"/>
-          <w:i w:val="0"/>
-        </w:rPr>
-        <w:t>{{P1_LOC|......}}</w:t>
-      </w:r>
-      <w:r>
-        <w:rPr>
-          <w:b w:val="0"/>
-          <w:i w:val="0"/>
-        </w:rPr>
-        <w:t xml:space="preserve">, str. </w:t>
-      </w:r>
-      <w:r>
-        <w:rPr>
-          <w:b w:val="0"/>
-          <w:i w:val="0"/>
-        </w:rPr>
-        <w:t>{{P1_STR|....}}</w:t>
-      </w:r>
-      <w:r>
-        <w:rPr>
-          <w:b w:val="0"/>
-          <w:i w:val="0"/>
-        </w:rPr>
-        <w:t xml:space="preserve">, nr. </w:t>
-      </w:r>
-      <w:r>
-        <w:rPr>
-          <w:b w:val="0"/>
-          <w:i w:val="0"/>
-        </w:rPr>
-        <w:t>{{P1_NR|....}}</w:t>
-      </w:r>
-      <w:r>
-        <w:rPr>
-          <w:b w:val="0"/>
-          <w:i w:val="0"/>
-        </w:rPr>
-        <w:t xml:space="preserve">, bl. </w:t>
-      </w:r>
-      <w:r>
-        <w:rPr>
-          <w:b w:val="0"/>
-          <w:i w:val="0"/>
-        </w:rPr>
-        <w:t>{{P1_BL|....}}</w:t>
-      </w:r>
-      <w:r>
-        <w:rPr>
-          <w:b w:val="0"/>
-          <w:i w:val="0"/>
-        </w:rPr>
-        <w:t xml:space="preserve">, sc. </w:t>
-      </w:r>
-      <w:r>
-        <w:rPr>
-          <w:b w:val="0"/>
-          <w:i w:val="0"/>
-        </w:rPr>
-        <w:t>{{P1_SC|....}}</w:t>
-      </w:r>
-      <w:r>
-        <w:rPr>
-          <w:b w:val="0"/>
-          <w:i w:val="0"/>
-        </w:rPr>
-        <w:t xml:space="preserve">, et. </w:t>
-      </w:r>
-      <w:r>
-        <w:rPr>
-          <w:b w:val="0"/>
-          <w:i w:val="0"/>
-        </w:rPr>
-        <w:t>{{P1_ET|...}}</w:t>
-      </w:r>
-      <w:r>
-        <w:rPr>
-          <w:b w:val="0"/>
-          <w:i w:val="0"/>
-        </w:rPr>
-        <w:t xml:space="preserve">, ap. </w:t>
-      </w:r>
-      <w:r>
-        <w:rPr>
-          <w:b w:val="0"/>
-          <w:i w:val="0"/>
-        </w:rPr>
-        <w:t>{{P1_AP|.....}}</w:t>
-      </w:r>
-      <w:r>
-        <w:rPr>
-          <w:b w:val="0"/>
-          <w:i w:val="0"/>
-        </w:rPr>
-        <w:t xml:space="preserve">, sector nr./judeţul </w:t>
-      </w:r>
-      <w:r>
-        <w:rPr>
-          <w:b w:val="0"/>
-          <w:i w:val="0"/>
-        </w:rPr>
-        <w:t>{{P1_JUD|....}}</w:t>
-      </w:r>
-      <w:r>
-        <w:rPr>
-          <w:b w:val="0"/>
-          <w:i w:val="0"/>
-        </w:rPr>
-        <w:t xml:space="preserve">, identificat cu BI/CI, seria </w:t>
-      </w:r>
-      <w:r>
-        <w:rPr>
-          <w:b w:val="0"/>
-          <w:i w:val="0"/>
-        </w:rPr>
-        <w:t>{{P1_CI_SERIA|......}}</w:t>
-      </w:r>
-      <w:r>
-        <w:rPr>
-          <w:b w:val="0"/>
-          <w:i w:val="0"/>
-        </w:rPr>
-        <w:t xml:space="preserve">, nr. </w:t>
-      </w:r>
-      <w:r>
-        <w:rPr>
-          <w:b w:val="0"/>
-          <w:i w:val="0"/>
-        </w:rPr>
-        <w:t>{{P1_CI_NR|....}}</w:t>
-      </w:r>
-      <w:r>
-        <w:rPr>
-          <w:b w:val="0"/>
-          <w:i w:val="0"/>
-        </w:rPr>
-        <w:t xml:space="preserve">, eliberat de </w:t>
-      </w:r>
-      <w:r>
-        <w:rPr>
-          <w:b w:val="0"/>
-          <w:i w:val="0"/>
-        </w:rPr>
-        <w:t>{{P1_CI_EMITENT|.........}}</w:t>
-      </w:r>
-      <w:r>
-        <w:rPr>
-          <w:b w:val="0"/>
-          <w:i w:val="0"/>
-        </w:rPr>
-        <w:t xml:space="preserve">, conform procurii/împuternicirii nr. </w:t>
-      </w:r>
-      <w:r>
-        <w:rPr>
-          <w:b w:val="0"/>
-          <w:i w:val="0"/>
-        </w:rPr>
-        <w:t>{{P1_NR|.../....}}</w:t>
-      </w:r>
-      <w:r>
-        <w:rPr>
-          <w:b w:val="0"/>
-          <w:i w:val="0"/>
-        </w:rPr>
-        <w:t>, prin prezenta vă rog să-mi aprobaţi consultarea Registrului proprietarilor după numele/denumirea proprietarului, în format electronic, în vederea identificării numărului de carte funciară şi a numărului cadastral/topografic al/ale imobilului/imobilelor care,</w:t>
+        <w:t>/CUI ......., reprezentat/ă prin ....... domiciliat în ......, str. ...., nr. ...., bl. ...., sc. ...., et. ..., ap. ....., sector nr./judeţul ...., identificat cu BI/CI, seria ......, nr. ...., eliberat de ........., conform procurii/împuternicirii nr. .../...., prin prezenta vă rog să-mi aprobaţi consultarea Registrului proprietarilor după numele/denumirea proprietarului, în format electronic, în vederea identificării numărului de carte funciară şi a numărului cadastral/topografic al/ale imobilului/imobilelor care,</w:t>
       </w:r>
     </w:p>
     <w:tbl>
